--- a/reports/report.docx
+++ b/reports/report.docx
@@ -576,12 +576,14 @@
             <w:pStyle w:val="a7"/>
             <w:rPr>
               <w:rFonts w:ascii="Times New Roman" w:hAnsi="Times New Roman" w:cs="Times New Roman"/>
+              <w:sz w:val="32"/>
             </w:rPr>
           </w:pPr>
           <w:r>
             <w:rPr>
               <w:rFonts w:ascii="Times New Roman" w:hAnsi="Times New Roman" w:cs="Times New Roman"/>
               <w:color w:val="auto"/>
+              <w:sz w:val="32"/>
             </w:rPr>
             <w:t>Оглавление</w:t>
           </w:r>
@@ -600,22 +602,28 @@
           <w:r>
             <w:rPr>
               <w:rFonts w:ascii="Times New Roman" w:hAnsi="Times New Roman" w:cs="Times New Roman"/>
+              <w:sz w:val="32"/>
+              <w:szCs w:val="32"/>
             </w:rPr>
             <w:fldChar w:fldCharType="begin"/>
           </w:r>
           <w:r>
             <w:rPr>
               <w:rFonts w:ascii="Times New Roman" w:hAnsi="Times New Roman" w:cs="Times New Roman"/>
+              <w:sz w:val="32"/>
+              <w:szCs w:val="32"/>
             </w:rPr>
             <w:instrText xml:space="preserve"> TOC \o "1-3" \h \z \u </w:instrText>
           </w:r>
           <w:r>
             <w:rPr>
               <w:rFonts w:ascii="Times New Roman" w:hAnsi="Times New Roman" w:cs="Times New Roman"/>
+              <w:sz w:val="32"/>
+              <w:szCs w:val="32"/>
             </w:rPr>
             <w:fldChar w:fldCharType="separate"/>
           </w:r>
-          <w:hyperlink w:anchor="_Toc231846631" w:history="1">
+          <w:hyperlink w:anchor="_Toc232250079" w:history="1">
             <w:r>
               <w:rPr>
                 <w:rStyle w:val="a8"/>
@@ -652,7 +660,7 @@
                 <w:sz w:val="32"/>
                 <w:szCs w:val="32"/>
               </w:rPr>
-              <w:instrText xml:space="preserve"> PAGEREF _Toc231846631 \h </w:instrText>
+              <w:instrText xml:space="preserve"> PAGEREF _Toc232250079 \h </w:instrText>
             </w:r>
             <w:r>
               <w:rPr>
@@ -706,7 +714,7 @@
               <w14:ligatures w14:val="standardContextual"/>
             </w:rPr>
           </w:pPr>
-          <w:hyperlink w:anchor="_Toc231846632" w:history="1">
+          <w:hyperlink w:anchor="_Toc232250080" w:history="1">
             <w:r>
               <w:rPr>
                 <w:rStyle w:val="a8"/>
@@ -745,7 +753,7 @@
                 <w:sz w:val="32"/>
                 <w:szCs w:val="32"/>
               </w:rPr>
-              <w:instrText xml:space="preserve"> PAGEREF _Toc231846632 \h </w:instrText>
+              <w:instrText xml:space="preserve"> PAGEREF _Toc232250080 \h </w:instrText>
             </w:r>
             <w:r>
               <w:rPr>
@@ -803,7 +811,7 @@
               <w14:ligatures w14:val="standardContextual"/>
             </w:rPr>
           </w:pPr>
-          <w:hyperlink w:anchor="_Toc231846633" w:history="1">
+          <w:hyperlink w:anchor="_Toc232250081" w:history="1">
             <w:r>
               <w:rPr>
                 <w:rStyle w:val="a8"/>
@@ -842,7 +850,7 @@
                 <w:sz w:val="32"/>
                 <w:szCs w:val="32"/>
               </w:rPr>
-              <w:instrText xml:space="preserve"> PAGEREF _Toc231846633 \h </w:instrText>
+              <w:instrText xml:space="preserve"> PAGEREF _Toc232250081 \h </w:instrText>
             </w:r>
             <w:r>
               <w:rPr>
@@ -900,7 +908,7 @@
               <w14:ligatures w14:val="standardContextual"/>
             </w:rPr>
           </w:pPr>
-          <w:hyperlink w:anchor="_Toc231846634" w:history="1">
+          <w:hyperlink w:anchor="_Toc232250082" w:history="1">
             <w:r>
               <w:rPr>
                 <w:rStyle w:val="a8"/>
@@ -939,7 +947,7 @@
                 <w:sz w:val="32"/>
                 <w:szCs w:val="32"/>
               </w:rPr>
-              <w:instrText xml:space="preserve"> PAGEREF _Toc231846634 \h </w:instrText>
+              <w:instrText xml:space="preserve"> PAGEREF _Toc232250082 \h </w:instrText>
             </w:r>
             <w:r>
               <w:rPr>
@@ -997,7 +1005,7 @@
               <w14:ligatures w14:val="standardContextual"/>
             </w:rPr>
           </w:pPr>
-          <w:hyperlink w:anchor="_Toc231846635" w:history="1">
+          <w:hyperlink w:anchor="_Toc232250083" w:history="1">
             <w:r>
               <w:rPr>
                 <w:rStyle w:val="a8"/>
@@ -1036,7 +1044,7 @@
                 <w:sz w:val="32"/>
                 <w:szCs w:val="32"/>
               </w:rPr>
-              <w:instrText xml:space="preserve"> PAGEREF _Toc231846635 \h </w:instrText>
+              <w:instrText xml:space="preserve"> PAGEREF _Toc232250083 \h </w:instrText>
             </w:r>
             <w:r>
               <w:rPr>
@@ -1090,7 +1098,7 @@
               <w14:ligatures w14:val="standardContextual"/>
             </w:rPr>
           </w:pPr>
-          <w:hyperlink w:anchor="_Toc231846636" w:history="1">
+          <w:hyperlink w:anchor="_Toc232250084" w:history="1">
             <w:r>
               <w:rPr>
                 <w:rStyle w:val="a8"/>
@@ -1127,7 +1135,7 @@
                 <w:sz w:val="32"/>
                 <w:szCs w:val="32"/>
               </w:rPr>
-              <w:instrText xml:space="preserve"> PAGEREF _Toc231846636 \h </w:instrText>
+              <w:instrText xml:space="preserve"> PAGEREF _Toc232250084 \h </w:instrText>
             </w:r>
             <w:r>
               <w:rPr>
@@ -1172,12 +1180,12 @@
             <w:rPr>
               <w:rFonts w:ascii="Times New Roman" w:eastAsiaTheme="minorEastAsia" w:hAnsi="Times New Roman" w:cs="Times New Roman"/>
               <w:kern w:val="2"/>
-              <w:sz w:val="24"/>
-              <w:szCs w:val="24"/>
+              <w:sz w:val="32"/>
+              <w:szCs w:val="32"/>
               <w14:ligatures w14:val="standardContextual"/>
             </w:rPr>
           </w:pPr>
-          <w:hyperlink w:anchor="_Toc231846637" w:history="1">
+          <w:hyperlink w:anchor="_Toc232250085" w:history="1">
             <w:r>
               <w:rPr>
                 <w:rStyle w:val="a8"/>
@@ -1214,7 +1222,7 @@
                 <w:sz w:val="32"/>
                 <w:szCs w:val="32"/>
               </w:rPr>
-              <w:instrText xml:space="preserve"> PAGEREF _Toc231846637 \h </w:instrText>
+              <w:instrText xml:space="preserve"> PAGEREF _Toc232250085 \h </w:instrText>
             </w:r>
             <w:r>
               <w:rPr>
@@ -1254,11 +1262,100 @@
           </w:hyperlink>
         </w:p>
         <w:p>
+          <w:pPr>
+            <w:pStyle w:val="10"/>
+            <w:rPr>
+              <w:rFonts w:ascii="Times New Roman" w:eastAsiaTheme="minorEastAsia" w:hAnsi="Times New Roman" w:cs="Times New Roman"/>
+              <w:kern w:val="2"/>
+              <w:sz w:val="32"/>
+              <w:szCs w:val="32"/>
+              <w14:ligatures w14:val="standardContextual"/>
+            </w:rPr>
+          </w:pPr>
+          <w:hyperlink w:anchor="_Toc232250086" w:history="1">
+            <w:r>
+              <w:rPr>
+                <w:rStyle w:val="a8"/>
+                <w:rFonts w:ascii="Times New Roman" w:hAnsi="Times New Roman" w:cs="Times New Roman"/>
+                <w:b/>
+                <w:bCs/>
+                <w:sz w:val="32"/>
+                <w:szCs w:val="32"/>
+              </w:rPr>
+              <w:t>ПРИЛОЖЕНИЕ</w:t>
+            </w:r>
+            <w:r>
+              <w:rPr>
+                <w:rFonts w:ascii="Times New Roman" w:hAnsi="Times New Roman" w:cs="Times New Roman"/>
+                <w:webHidden/>
+                <w:sz w:val="32"/>
+                <w:szCs w:val="32"/>
+              </w:rPr>
+              <w:tab/>
+            </w:r>
+            <w:r>
+              <w:rPr>
+                <w:rFonts w:ascii="Times New Roman" w:hAnsi="Times New Roman" w:cs="Times New Roman"/>
+                <w:webHidden/>
+                <w:sz w:val="32"/>
+                <w:szCs w:val="32"/>
+              </w:rPr>
+              <w:fldChar w:fldCharType="begin"/>
+            </w:r>
+            <w:r>
+              <w:rPr>
+                <w:rFonts w:ascii="Times New Roman" w:hAnsi="Times New Roman" w:cs="Times New Roman"/>
+                <w:webHidden/>
+                <w:sz w:val="32"/>
+                <w:szCs w:val="32"/>
+              </w:rPr>
+              <w:instrText xml:space="preserve"> PAGEREF _Toc232250086 \h </w:instrText>
+            </w:r>
+            <w:r>
+              <w:rPr>
+                <w:rFonts w:ascii="Times New Roman" w:hAnsi="Times New Roman" w:cs="Times New Roman"/>
+                <w:webHidden/>
+                <w:sz w:val="32"/>
+                <w:szCs w:val="32"/>
+              </w:rPr>
+            </w:r>
+            <w:r>
+              <w:rPr>
+                <w:rFonts w:ascii="Times New Roman" w:hAnsi="Times New Roman" w:cs="Times New Roman"/>
+                <w:webHidden/>
+                <w:sz w:val="32"/>
+                <w:szCs w:val="32"/>
+              </w:rPr>
+              <w:fldChar w:fldCharType="separate"/>
+            </w:r>
+            <w:r>
+              <w:rPr>
+                <w:rFonts w:ascii="Times New Roman" w:hAnsi="Times New Roman" w:cs="Times New Roman"/>
+                <w:webHidden/>
+                <w:sz w:val="32"/>
+                <w:szCs w:val="32"/>
+              </w:rPr>
+              <w:t>6</w:t>
+            </w:r>
+            <w:r>
+              <w:rPr>
+                <w:rFonts w:ascii="Times New Roman" w:hAnsi="Times New Roman" w:cs="Times New Roman"/>
+                <w:webHidden/>
+                <w:sz w:val="32"/>
+                <w:szCs w:val="32"/>
+              </w:rPr>
+              <w:fldChar w:fldCharType="end"/>
+            </w:r>
+          </w:hyperlink>
+        </w:p>
+        <w:p>
           <w:r>
             <w:rPr>
               <w:rFonts w:ascii="Times New Roman" w:hAnsi="Times New Roman" w:cs="Times New Roman"/>
               <w:b/>
               <w:bCs/>
+              <w:sz w:val="32"/>
+              <w:szCs w:val="32"/>
             </w:rPr>
             <w:fldChar w:fldCharType="end"/>
           </w:r>
@@ -1297,7 +1394,7 @@
           <w:sz w:val="32"/>
         </w:rPr>
       </w:pPr>
-      <w:bookmarkStart w:id="0" w:name="_Toc231846631"/>
+      <w:bookmarkStart w:id="0" w:name="_Toc232250079"/>
       <w:r>
         <w:rPr>
           <w:b/>
@@ -1355,7 +1452,6 @@
           <w:color w:val="000000"/>
           <w:sz w:val="28"/>
           <w:szCs w:val="28"/>
-          <w:lang w:val="en-US"/>
         </w:rPr>
       </w:pPr>
       <w:hyperlink r:id="rId8" w:history="1">
@@ -1366,25 +1462,7 @@
             <w:sz w:val="28"/>
             <w:szCs w:val="28"/>
           </w:rPr>
-          <w:t>Ссылка на репозитор</w:t>
-        </w:r>
-        <w:r>
-          <w:rPr>
-            <w:rStyle w:val="a8"/>
-            <w:rFonts w:ascii="Times New Roman" w:eastAsia="Times New Roman" w:hAnsi="Times New Roman" w:cs="Times New Roman"/>
-            <w:sz w:val="28"/>
-            <w:szCs w:val="28"/>
-          </w:rPr>
-          <w:t>и</w:t>
-        </w:r>
-        <w:r>
-          <w:rPr>
-            <w:rStyle w:val="a8"/>
-            <w:rFonts w:ascii="Times New Roman" w:eastAsia="Times New Roman" w:hAnsi="Times New Roman" w:cs="Times New Roman"/>
-            <w:sz w:val="28"/>
-            <w:szCs w:val="28"/>
-          </w:rPr>
-          <w:t xml:space="preserve">й </w:t>
+          <w:t xml:space="preserve">Ссылка на репозиторий </w:t>
         </w:r>
         <w:r>
           <w:rPr>
@@ -1424,7 +1502,7 @@
       <w:pPr>
         <w:pStyle w:val="2"/>
       </w:pPr>
-      <w:bookmarkStart w:id="1" w:name="_Toc231846632"/>
+      <w:bookmarkStart w:id="1" w:name="_Toc232250080"/>
       <w:r>
         <w:t>1. Общая информация о проекте</w:t>
       </w:r>
@@ -1749,7 +1827,7 @@
       <w:pPr>
         <w:pStyle w:val="2"/>
       </w:pPr>
-      <w:bookmarkStart w:id="2" w:name="_Toc231846633"/>
+      <w:bookmarkStart w:id="2" w:name="_Toc232250081"/>
       <w:r>
         <w:t>2. Общая характеристика деятельности организации (заказчика проекта)</w:t>
       </w:r>
@@ -1863,7 +1941,7 @@
       <w:pPr>
         <w:pStyle w:val="2"/>
       </w:pPr>
-      <w:bookmarkStart w:id="3" w:name="_Toc231846634"/>
+      <w:bookmarkStart w:id="3" w:name="_Toc232250082"/>
       <w:r>
         <w:t>3. Описание задания по проектной практике</w:t>
       </w:r>
@@ -1964,7 +2042,7 @@
       <w:pPr>
         <w:pStyle w:val="2"/>
       </w:pPr>
-      <w:bookmarkStart w:id="4" w:name="_Toc231846635"/>
+      <w:bookmarkStart w:id="4" w:name="_Toc232250083"/>
       <w:r>
         <w:t>4. Описание достигнутых результатов по проектной практике</w:t>
       </w:r>
@@ -2070,7 +2148,7 @@
           <w:sz w:val="32"/>
         </w:rPr>
       </w:pPr>
-      <w:bookmarkStart w:id="5" w:name="_Toc231846636"/>
+      <w:bookmarkStart w:id="5" w:name="_Toc232250084"/>
       <w:r>
         <w:rPr>
           <w:b/>
@@ -2162,7 +2240,7 @@
           <w:bCs/>
         </w:rPr>
       </w:pPr>
-      <w:bookmarkStart w:id="6" w:name="_Toc231846637"/>
+      <w:bookmarkStart w:id="6" w:name="_Toc232250085"/>
       <w:r>
         <w:rPr>
           <w:b/>
@@ -2315,6 +2393,374 @@
     </w:p>
     <w:p>
       <w:pPr>
+        <w:rPr>
+          <w:rFonts w:ascii="Times New Roman" w:eastAsia="Times New Roman" w:hAnsi="Times New Roman" w:cs="Times New Roman"/>
+          <w:color w:val="000000"/>
+          <w:sz w:val="28"/>
+          <w:szCs w:val="28"/>
+        </w:rPr>
+      </w:pPr>
+      <w:r>
+        <w:rPr>
+          <w:rFonts w:ascii="Times New Roman" w:eastAsia="Times New Roman" w:hAnsi="Times New Roman" w:cs="Times New Roman"/>
+          <w:color w:val="000000"/>
+          <w:sz w:val="28"/>
+          <w:szCs w:val="28"/>
+        </w:rPr>
+        <w:br w:type="page"/>
+      </w:r>
+    </w:p>
+    <w:p>
+      <w:pPr>
+        <w:pStyle w:val="1"/>
+        <w:rPr>
+          <w:b/>
+          <w:bCs/>
+        </w:rPr>
+      </w:pPr>
+      <w:bookmarkStart w:id="7" w:name="_Toc232250086"/>
+      <w:r>
+        <w:rPr>
+          <w:b/>
+          <w:bCs/>
+        </w:rPr>
+        <w:lastRenderedPageBreak/>
+        <w:t>ПРИЛОЖЕНИЕ</w:t>
+      </w:r>
+      <w:bookmarkEnd w:id="7"/>
+    </w:p>
+    <w:p>
+      <w:pPr>
+        <w:spacing w:line="360" w:lineRule="auto"/>
+        <w:jc w:val="center"/>
+        <w:rPr>
+          <w:rFonts w:ascii="Times New Roman" w:hAnsi="Times New Roman" w:cs="Times New Roman"/>
+          <w:sz w:val="28"/>
+          <w:szCs w:val="28"/>
+        </w:rPr>
+      </w:pPr>
+      <w:r>
+        <w:rPr>
+          <w:rFonts w:ascii="Times New Roman" w:hAnsi="Times New Roman" w:cs="Times New Roman"/>
+          <w:sz w:val="28"/>
+          <w:szCs w:val="28"/>
+        </w:rPr>
+        <w:t>История ввода команд</w:t>
+      </w:r>
+    </w:p>
+    <w:p>
+      <w:pPr>
+        <w:spacing w:line="360" w:lineRule="auto"/>
+        <w:ind w:firstLine="709"/>
+        <w:jc w:val="both"/>
+        <w:rPr>
+          <w:rFonts w:ascii="Times New Roman" w:hAnsi="Times New Roman" w:cs="Times New Roman"/>
+          <w:sz w:val="28"/>
+          <w:szCs w:val="28"/>
+        </w:rPr>
+      </w:pPr>
+      <w:r>
+        <w:rPr>
+          <w:rFonts w:ascii="Times New Roman" w:hAnsi="Times New Roman" w:cs="Times New Roman"/>
+          <w:sz w:val="28"/>
+          <w:szCs w:val="28"/>
+        </w:rPr>
+        <w:t>Символы по типу «</w:t>
+      </w:r>
+      <w:proofErr w:type="spellStart"/>
+      <w:r>
+        <w:rPr>
+          <w:rFonts w:ascii="Times New Roman" w:hAnsi="Times New Roman" w:cs="Times New Roman"/>
+          <w:sz w:val="28"/>
+          <w:szCs w:val="28"/>
+        </w:rPr>
+        <w:t>Р”РѕР±Р°РІР»РµРЅР</w:t>
+      </w:r>
+      <w:proofErr w:type="spellEnd"/>
+      <w:r>
+        <w:rPr>
+          <w:rFonts w:ascii="Times New Roman" w:hAnsi="Times New Roman" w:cs="Times New Roman"/>
+          <w:sz w:val="28"/>
+          <w:szCs w:val="28"/>
+        </w:rPr>
+        <w:t>°</w:t>
+      </w:r>
+      <w:r>
+        <w:rPr>
+          <w:rFonts w:ascii="Times New Roman" w:hAnsi="Times New Roman" w:cs="Times New Roman"/>
+          <w:sz w:val="28"/>
+          <w:szCs w:val="28"/>
+        </w:rPr>
+        <w:t>» - это текст</w:t>
+      </w:r>
+      <w:r>
+        <w:rPr>
+          <w:rFonts w:ascii="Times New Roman" w:hAnsi="Times New Roman" w:cs="Times New Roman"/>
+          <w:sz w:val="28"/>
+          <w:szCs w:val="28"/>
+        </w:rPr>
+        <w:t xml:space="preserve">, </w:t>
+      </w:r>
+      <w:r>
+        <w:rPr>
+          <w:rFonts w:ascii="Times New Roman" w:hAnsi="Times New Roman" w:cs="Times New Roman"/>
+          <w:sz w:val="28"/>
+          <w:szCs w:val="28"/>
+        </w:rPr>
+        <w:t>написанный на русском языке. К сожалению</w:t>
+      </w:r>
+      <w:r>
+        <w:rPr>
+          <w:rFonts w:ascii="Times New Roman" w:hAnsi="Times New Roman" w:cs="Times New Roman"/>
+          <w:sz w:val="28"/>
+          <w:szCs w:val="28"/>
+        </w:rPr>
+        <w:t>,</w:t>
+      </w:r>
+      <w:r>
+        <w:rPr>
+          <w:rFonts w:ascii="Times New Roman" w:hAnsi="Times New Roman" w:cs="Times New Roman"/>
+          <w:sz w:val="28"/>
+          <w:szCs w:val="28"/>
+        </w:rPr>
+        <w:t xml:space="preserve"> в истории</w:t>
+      </w:r>
+      <w:r>
+        <w:rPr>
+          <w:rFonts w:ascii="Times New Roman" w:hAnsi="Times New Roman" w:cs="Times New Roman"/>
+          <w:sz w:val="28"/>
+          <w:szCs w:val="28"/>
+        </w:rPr>
+        <w:t xml:space="preserve"> </w:t>
+      </w:r>
+      <w:r>
+        <w:rPr>
+          <w:rFonts w:ascii="Times New Roman" w:hAnsi="Times New Roman" w:cs="Times New Roman"/>
+          <w:sz w:val="28"/>
+          <w:szCs w:val="28"/>
+        </w:rPr>
+        <w:t>он отображается так.</w:t>
+      </w:r>
+    </w:p>
+    <w:p>
+      <w:pPr>
+        <w:spacing w:line="360" w:lineRule="auto"/>
+        <w:jc w:val="center"/>
+        <w:rPr>
+          <w:rFonts w:ascii="Times New Roman" w:hAnsi="Times New Roman" w:cs="Times New Roman"/>
+          <w:sz w:val="28"/>
+          <w:szCs w:val="28"/>
+        </w:rPr>
+      </w:pPr>
+      <w:r>
+        <w:rPr>
+          <w:rFonts w:ascii="Times New Roman" w:hAnsi="Times New Roman" w:cs="Times New Roman"/>
+          <w:sz w:val="28"/>
+          <w:szCs w:val="28"/>
+        </w:rPr>
+        <w:drawing>
+          <wp:inline distT="0" distB="0" distL="0" distR="0" wp14:anchorId="3D0B1052" wp14:editId="52CF54A4">
+            <wp:extent cx="5600700" cy="3010334"/>
+            <wp:effectExtent l="0" t="0" r="0" b="0"/>
+            <wp:docPr id="1614894593" name="Рисунок 1"/>
+            <wp:cNvGraphicFramePr>
+              <a:graphicFrameLocks xmlns:a="http://schemas.openxmlformats.org/drawingml/2006/main" noChangeAspect="1"/>
+            </wp:cNvGraphicFramePr>
+            <a:graphic xmlns:a="http://schemas.openxmlformats.org/drawingml/2006/main">
+              <a:graphicData uri="http://schemas.openxmlformats.org/drawingml/2006/picture">
+                <pic:pic xmlns:pic="http://schemas.openxmlformats.org/drawingml/2006/picture">
+                  <pic:nvPicPr>
+                    <pic:cNvPr id="1614894593" name=""/>
+                    <pic:cNvPicPr/>
+                  </pic:nvPicPr>
+                  <pic:blipFill>
+                    <a:blip r:embed="rId9"/>
+                    <a:stretch>
+                      <a:fillRect/>
+                    </a:stretch>
+                  </pic:blipFill>
+                  <pic:spPr>
+                    <a:xfrm>
+                      <a:off x="0" y="0"/>
+                      <a:ext cx="5603761" cy="3011979"/>
+                    </a:xfrm>
+                    <a:prstGeom prst="rect">
+                      <a:avLst/>
+                    </a:prstGeom>
+                  </pic:spPr>
+                </pic:pic>
+              </a:graphicData>
+            </a:graphic>
+          </wp:inline>
+        </w:drawing>
+      </w:r>
+    </w:p>
+    <w:p>
+      <w:pPr>
+        <w:spacing w:line="360" w:lineRule="auto"/>
+        <w:jc w:val="center"/>
+        <w:rPr>
+          <w:rFonts w:ascii="Times New Roman" w:hAnsi="Times New Roman" w:cs="Times New Roman"/>
+          <w:sz w:val="28"/>
+          <w:szCs w:val="28"/>
+        </w:rPr>
+      </w:pPr>
+      <w:r>
+        <w:rPr>
+          <w:rFonts w:ascii="Times New Roman" w:hAnsi="Times New Roman" w:cs="Times New Roman"/>
+          <w:sz w:val="28"/>
+          <w:szCs w:val="28"/>
+        </w:rPr>
+        <w:t>Рисунок 1 – История ввода</w:t>
+      </w:r>
+    </w:p>
+    <w:p>
+      <w:pPr>
+        <w:spacing w:line="360" w:lineRule="auto"/>
+        <w:jc w:val="center"/>
+        <w:rPr>
+          <w:rFonts w:ascii="Times New Roman" w:hAnsi="Times New Roman" w:cs="Times New Roman"/>
+          <w:sz w:val="28"/>
+          <w:szCs w:val="28"/>
+        </w:rPr>
+      </w:pPr>
+      <w:r>
+        <w:rPr>
+          <w:rFonts w:ascii="Times New Roman" w:hAnsi="Times New Roman" w:cs="Times New Roman"/>
+          <w:sz w:val="28"/>
+          <w:szCs w:val="28"/>
+        </w:rPr>
+        <w:drawing>
+          <wp:inline distT="0" distB="0" distL="0" distR="0" wp14:anchorId="1D904609" wp14:editId="6D132CDD">
+            <wp:extent cx="5876925" cy="3161764"/>
+            <wp:effectExtent l="0" t="0" r="0" b="635"/>
+            <wp:docPr id="1567397374" name="Рисунок 1"/>
+            <wp:cNvGraphicFramePr>
+              <a:graphicFrameLocks xmlns:a="http://schemas.openxmlformats.org/drawingml/2006/main" noChangeAspect="1"/>
+            </wp:cNvGraphicFramePr>
+            <a:graphic xmlns:a="http://schemas.openxmlformats.org/drawingml/2006/main">
+              <a:graphicData uri="http://schemas.openxmlformats.org/drawingml/2006/picture">
+                <pic:pic xmlns:pic="http://schemas.openxmlformats.org/drawingml/2006/picture">
+                  <pic:nvPicPr>
+                    <pic:cNvPr id="1567397374" name=""/>
+                    <pic:cNvPicPr/>
+                  </pic:nvPicPr>
+                  <pic:blipFill>
+                    <a:blip r:embed="rId10"/>
+                    <a:stretch>
+                      <a:fillRect/>
+                    </a:stretch>
+                  </pic:blipFill>
+                  <pic:spPr>
+                    <a:xfrm>
+                      <a:off x="0" y="0"/>
+                      <a:ext cx="5882343" cy="3164679"/>
+                    </a:xfrm>
+                    <a:prstGeom prst="rect">
+                      <a:avLst/>
+                    </a:prstGeom>
+                  </pic:spPr>
+                </pic:pic>
+              </a:graphicData>
+            </a:graphic>
+          </wp:inline>
+        </w:drawing>
+      </w:r>
+    </w:p>
+    <w:p>
+      <w:pPr>
+        <w:spacing w:line="360" w:lineRule="auto"/>
+        <w:jc w:val="center"/>
+        <w:rPr>
+          <w:rFonts w:ascii="Times New Roman" w:hAnsi="Times New Roman" w:cs="Times New Roman"/>
+          <w:sz w:val="28"/>
+          <w:szCs w:val="28"/>
+        </w:rPr>
+      </w:pPr>
+      <w:r>
+        <w:rPr>
+          <w:rFonts w:ascii="Times New Roman" w:hAnsi="Times New Roman" w:cs="Times New Roman"/>
+          <w:sz w:val="28"/>
+          <w:szCs w:val="28"/>
+        </w:rPr>
+        <w:t>Рисунок 2 – История ввода</w:t>
+      </w:r>
+    </w:p>
+    <w:p>
+      <w:pPr>
+        <w:spacing w:line="360" w:lineRule="auto"/>
+        <w:jc w:val="center"/>
+        <w:rPr>
+          <w:rFonts w:ascii="Times New Roman" w:hAnsi="Times New Roman" w:cs="Times New Roman"/>
+          <w:sz w:val="28"/>
+          <w:szCs w:val="28"/>
+        </w:rPr>
+      </w:pPr>
+      <w:r>
+        <w:rPr>
+          <w:rFonts w:ascii="Times New Roman" w:hAnsi="Times New Roman" w:cs="Times New Roman"/>
+          <w:sz w:val="28"/>
+          <w:szCs w:val="28"/>
+        </w:rPr>
+        <w:lastRenderedPageBreak/>
+        <w:drawing>
+          <wp:inline distT="0" distB="0" distL="0" distR="0" wp14:anchorId="2C5F7CD2" wp14:editId="4BD74884">
+            <wp:extent cx="6300470" cy="2585720"/>
+            <wp:effectExtent l="0" t="0" r="5080" b="5080"/>
+            <wp:docPr id="708063295" name="Рисунок 1"/>
+            <wp:cNvGraphicFramePr>
+              <a:graphicFrameLocks xmlns:a="http://schemas.openxmlformats.org/drawingml/2006/main" noChangeAspect="1"/>
+            </wp:cNvGraphicFramePr>
+            <a:graphic xmlns:a="http://schemas.openxmlformats.org/drawingml/2006/main">
+              <a:graphicData uri="http://schemas.openxmlformats.org/drawingml/2006/picture">
+                <pic:pic xmlns:pic="http://schemas.openxmlformats.org/drawingml/2006/picture">
+                  <pic:nvPicPr>
+                    <pic:cNvPr id="708063295" name=""/>
+                    <pic:cNvPicPr/>
+                  </pic:nvPicPr>
+                  <pic:blipFill>
+                    <a:blip r:embed="rId11"/>
+                    <a:stretch>
+                      <a:fillRect/>
+                    </a:stretch>
+                  </pic:blipFill>
+                  <pic:spPr>
+                    <a:xfrm>
+                      <a:off x="0" y="0"/>
+                      <a:ext cx="6300470" cy="2585720"/>
+                    </a:xfrm>
+                    <a:prstGeom prst="rect">
+                      <a:avLst/>
+                    </a:prstGeom>
+                  </pic:spPr>
+                </pic:pic>
+              </a:graphicData>
+            </a:graphic>
+          </wp:inline>
+        </w:drawing>
+      </w:r>
+    </w:p>
+    <w:p>
+      <w:pPr>
+        <w:spacing w:line="360" w:lineRule="auto"/>
+        <w:jc w:val="center"/>
+        <w:rPr>
+          <w:rFonts w:ascii="Times New Roman" w:hAnsi="Times New Roman" w:cs="Times New Roman"/>
+          <w:sz w:val="28"/>
+          <w:szCs w:val="28"/>
+        </w:rPr>
+      </w:pPr>
+      <w:r>
+        <w:rPr>
+          <w:rFonts w:ascii="Times New Roman" w:hAnsi="Times New Roman" w:cs="Times New Roman"/>
+          <w:sz w:val="28"/>
+          <w:szCs w:val="28"/>
+        </w:rPr>
+        <w:t>Рисунок 3 – История ввода</w:t>
+      </w:r>
+    </w:p>
+    <w:p>
+      <w:pPr>
         <w:keepNext/>
         <w:keepLines/>
         <w:pBdr>
@@ -2494,7 +2940,7 @@
       </w:pPr>
     </w:p>
     <w:sectPr>
-      <w:footerReference w:type="default" r:id="rId9"/>
+      <w:footerReference w:type="default" r:id="rId12"/>
       <w:pgSz w:w="11906" w:h="16838"/>
       <w:pgMar w:top="1134" w:right="850" w:bottom="1134" w:left="1134" w:header="708" w:footer="708" w:gutter="0"/>
       <w:pgNumType w:start="1"/>
